--- a/branding/office/FNLLA-Cover-Letter.docx
+++ b/branding/office/FNLLA-Cover-Letter.docx
@@ -328,7 +328,7 @@
             <a:graphicData uri="http://schemas.openxmlformats.org/drawingml/2006/picture">
               <pic:pic>
                 <pic:nvPicPr>
-                  <pic:cNvPr id="0" name="binary-signature.png"/>
+                  <pic:cNvPr id="0" name="binary-field.png"/>
                   <pic:cNvPicPr/>
                 </pic:nvPicPr>
                 <pic:blipFill>
